--- a/paid-workshop-assets/phase2a/Paid_Workshop_Phase2_Source_Verification_Report_v1.1_Amendment.docx
+++ b/paid-workshop-assets/phase2a/Paid_Workshop_Phase2_Source_Verification_Report_v1.1_Amendment.docx
@@ -690,7 +690,7 @@
           <w:color w:val="000000"/>
           <w:sz w:val="21"/>
         </w:rPr>
-        <w:t>Unchanged in sequence. Step Zero (this report + v1.1 amendment) is now fully resolved with no open blockers on Field Kit, Producer, or Gumroad. Phase 2A executed under this amended status set is reported separately in Paid_Workshop_Phase2A_QA_Report_v1.0.docx. Per the Adjudication Update, Phase 2B does not begin automatically and awaits explicit approval of the Phase 2A pass.</w:t>
+        <w:t>Unchanged in sequence. Step Zero (this report + v1.1 amendment) is now fully resolved with no open blockers on Field Kit, Producer, or Gumroad. Phase 2A executed under this amended status set is reported separately in Paid_Workshop_Phase2A_QA_Report_v1.2.docx. Per the Adjudication Update, Phase 2B does not begin automatically and awaits explicit approval of the Phase 2A pass.</w:t>
       </w:r>
     </w:p>
     <w:p>
